--- a/menina_elefante/saidas/A_Menina_Elefante_V3_Parte_VII.docx
+++ b/menina_elefante/saidas/A_Menina_Elefante_V3_Parte_VII.docx
@@ -177,7 +177,7 @@
     </w:p>
     <w:p>
       <w:r>
-        <w:t xml:space="preserve">Ela não disse nada. Desmontou o cubo inteiro, girando com força, e começou de novo. Naquela mesma semana, o Kousuke comprou para ela um curso de cubo mágico pela internet, e em menos de uma semana ela montava em um minuto. Depois em menos. A Ayumi, vendo a irmã, quis aprender também, e aprendeu, depois de muito brigar com o cubo. A Tiemi, vendo as duas, pediu um. Ela tinha dois anos e montava no nível mais fácil de todos, uma cor por vez, e cada vez que terminava levantava o cubo acima da cabeça e gritava, como quem ganhou uma copa do mundo.</w:t>
+        <w:t xml:space="preserve">Ela não disse nada. Desmontou o cubo inteiro, girando com força, e começou de novo. Naquela mesma semana, o Kousuke comprou para ela um curso de cubo mágico pela internet, e em menos de uma semana ela montava em um minuto. Depois em menos. A Ayumi, vendo a irmã, quis aprender também, e aprendeu, depois de muito brigar com o cubo. A Tiemi, vendo as duas, pediu um. Ela tinha três anos e montava no nível mais fácil de todos, uma cor por vez, e cada vez que terminava levantava o cubo acima da cabeça e gritava, como quem ganhou uma copa do mundo.</w:t>
       </w:r>
     </w:p>
     <w:p>
@@ -1094,7 +1094,7 @@
     </w:p>
     <w:p>
       <w:r>
-        <w:t xml:space="preserve">"Essa da direita eu conheço desde a primeira flanela."</w:t>
+        <w:t xml:space="preserve">"Essa da direita eu conheço desde a maquete de geografia."</w:t>
       </w:r>
     </w:p>
     <w:p>
@@ -2072,7 +2072,7 @@
         <w:rPr>
           <w:i/>
         </w:rPr>
-        <w:t xml:space="preserve">Mas eu também preciso te contar o resto. Você vai ser amada por um homem que compra flanela sem precisar. Vai ter três filhas, e cada uma vai te ensinar um jeito diferente de ser mãe. A mamãe vai ajeitar a sua franja com os dedos, deitada numa cama de hospital. O papai vai rir com os ombros vendo você gritar pendurada numa ponte. Você vai gritar. Vai aprender a pedir. Vai aprender a dizer "eu errei". E um dia, numa água fria, vai deixar alguém te segurar.</w:t>
+        <w:t xml:space="preserve">Mas eu também preciso te contar o resto. Você vai ser amada por um menino de óculos que vai aparecer aí em casa com a desculpa de uma maquete de geografia e nunca mais vai parar de vir. Vai ter três filhas, e cada uma vai te ensinar um jeito diferente de ser mãe. A mamãe vai ajeitar a sua franja com os dedos, deitada numa cama de hospital. O papai vai rir com os ombros vendo você gritar pendurada numa ponte. Você vai gritar. Vai aprender a pedir. Vai aprender a dizer "eu errei". E um dia, numa água fria, vai deixar alguém te segurar.</w:t>
       </w:r>
     </w:p>
     <w:p>

--- a/menina_elefante/saidas/A_Menina_Elefante_V3_Parte_VII.docx
+++ b/menina_elefante/saidas/A_Menina_Elefante_V3_Parte_VII.docx
@@ -464,7 +464,7 @@
     </w:p>
     <w:p>
       <w:r>
-        <w:t xml:space="preserve">Era o começo de 2026, e eu tinha me inscrito no Mulheres Experience do jeito que eu fazia as coisas grandes da minha vida: de repente, numa noite, sem perguntar a ninguém. Só que dessa vez, antes de pagar, eu tinha mostrado a tela ao Kousuke. Ele leu, olhou para mim e disse "vai". Não "você já decidiu". Vai.</w:t>
+        <w:t xml:space="preserve">Era março de 2026. Eu tinha atravessado o mundo sozinha para estar ali, no Brasil, e tinha me inscrito no Mulheres Experience do jeito que eu fazia as coisas grandes da minha vida: de repente, numa noite, sem perguntar a ninguém. Só que dessa vez, antes de pagar, eu tinha mostrado a tela ao Kousuke. Ele leu, olhou para mim e disse "vai". Não "você já decidiu". Vai.</w:t>
       </w:r>
     </w:p>
     <w:p>
@@ -1089,12 +1089,12 @@
     </w:p>
     <w:p>
       <w:r>
-        <w:t xml:space="preserve">A resposta demorou. Depois chegou.</w:t>
+        <w:t xml:space="preserve">A resposta demorou. No Japão era madrugada. Depois chegou.</w:t>
       </w:r>
     </w:p>
     <w:p>
       <w:r>
-        <w:t xml:space="preserve">"Essa da direita eu conheço desde a maquete de geografia."</w:t>
+        <w:t xml:space="preserve">"Essa da direita eu conheço desde a lista de física."</w:t>
       </w:r>
     </w:p>
     <w:p>
@@ -1999,7 +1999,7 @@
     </w:p>
     <w:p>
       <w:r>
-        <w:t xml:space="preserve">As meninas apareceram depois, de pijama. A Tiemi trouxe um desenho de mim com a franja nos olhos. A Ayumi foi direto para o teclado e tocou o parabéns, errando a mesma nota de sempre e recomeçando. A Mity me entregou um bilhete dobrado em quatro e disse para eu ler depois, sozinha. Eu li depois, sozinha. Não vou contar o que dizia.</w:t>
+        <w:t xml:space="preserve">As meninas apareceram depois, de pijama. A Tiemi trouxe um desenho de mim com a franja nos olhos. A Mity foi direto para o teclado e tocou o parabéns, errando a mesma nota de sempre e recomeçando. A Ayumi me entregou um bilhete dobrado em quatro e disse para eu ler depois, sozinha. Eu li depois, sozinha. Não vou contar o que dizia.</w:t>
       </w:r>
     </w:p>
     <w:p>
@@ -2072,7 +2072,7 @@
         <w:rPr>
           <w:i/>
         </w:rPr>
-        <w:t xml:space="preserve">Mas eu também preciso te contar o resto. Você vai ser amada por um menino de óculos que vai aparecer aí em casa com a desculpa de uma maquete de geografia e nunca mais vai parar de vir. Vai ter três filhas, e cada uma vai te ensinar um jeito diferente de ser mãe. A mamãe vai ajeitar a sua franja com os dedos, deitada numa cama de hospital. O papai vai rir com os ombros vendo você gritar pendurada numa ponte. Você vai gritar. Vai aprender a pedir. Vai aprender a dizer "eu errei". E um dia, numa água fria, vai deixar alguém te segurar.</w:t>
+        <w:t xml:space="preserve">Mas eu também preciso te contar o resto. Você vai ser amada por um menino de óculos, um ano mais novo do que você, que vai aparecer aí em casa com a desculpa de uma lista de física e nunca mais vai parar de vir. Vai ter três filhas, e cada uma vai te ensinar um jeito diferente de ser mãe. A mamãe vai ajeitar a sua franja com os dedos, deitada numa cama de hospital. O papai vai rir com os ombros vendo você gritar pendurada numa ponte. Você vai gritar. Vai aprender a pedir. Vai aprender a dizer "eu errei". E um dia, numa água fria, vai deixar alguém te segurar.</w:t>
       </w:r>
     </w:p>
     <w:p>

--- a/menina_elefante/saidas/A_Menina_Elefante_V3_Parte_VII.docx
+++ b/menina_elefante/saidas/A_Menina_Elefante_V3_Parte_VII.docx
@@ -91,7 +91,7 @@
           <w:sz w:val="19"/>
           <w:szCs w:val="19"/>
         </w:rPr>
-        <w:t xml:space="preserve">CAPÍTULO 30 · 2025–2026</w:t>
+        <w:t xml:space="preserve">CAPÍTULO 30 · 2025</w:t>
       </w:r>
     </w:p>
     <w:p>
@@ -195,6 +195,11 @@
       <w:pPr>
         <w:ind w:firstLine="0"/>
       </w:pPr>
+      <w:r>
+        <w:t xml:space="preserve">Antes de voltar daquela viagem, dias depois do fim da imersão, eu tinha sido batizada.</w:t>
+      </w:r>
+    </w:p>
+    <w:p>
       <w:r>
         <w:t xml:space="preserve">Para o batismo, eu escolhi a roupa sozinha.</w:t>
       </w:r>
@@ -1113,7 +1118,7 @@
         <w:ind w:firstLine="0"/>
       </w:pPr>
       <w:r>
-        <w:t xml:space="preserve">Semanas depois, voltei a Paris.</w:t>
+        <w:t xml:space="preserve">Na volta para o Japão, parei em Paris.</w:t>
       </w:r>
     </w:p>
     <w:p>
